--- a/fise/Rezolvare_E16_PowerPoint.docx
+++ b/fise/Rezolvare_E16_PowerPoint.docx
@@ -132,13 +132,14 @@
       <w:tblPr>
         <w:tblStyle w:val="TableGrid"/>
         <w:tblW w:type="auto" w:w="0"/>
+        <w:tblLayout w:type="fixed"/>
         <w:tblLook w:firstColumn="1" w:firstRow="1" w:lastColumn="0" w:lastRow="0" w:noHBand="0" w:noVBand="1" w:val="04A0"/>
       </w:tblPr>
       <w:tblGrid>
-        <w:gridCol w:w="2551"/>
-        <w:gridCol w:w="2551"/>
-        <w:gridCol w:w="2551"/>
-        <w:gridCol w:w="2551"/>
+        <w:gridCol w:w="703"/>
+        <w:gridCol w:w="703"/>
+        <w:gridCol w:w="4116"/>
+        <w:gridCol w:w="4116"/>
       </w:tblGrid>
       <w:tr>
         <w:trPr>
@@ -146,7 +147,7 @@
         </w:trPr>
         <w:tc>
           <w:tcPr>
-            <w:tcW w:type="dxa" w:w="2551"/>
+            <w:tcW w:type="dxa" w:w="703"/>
             <w:shd w:val="clear" w:color="auto" w:fill="DCE6F1"/>
           </w:tcPr>
           <w:p>
@@ -162,7 +163,7 @@
         </w:tc>
         <w:tc>
           <w:tcPr>
-            <w:tcW w:type="dxa" w:w="2551"/>
+            <w:tcW w:type="dxa" w:w="703"/>
             <w:shd w:val="clear" w:color="auto" w:fill="DCE6F1"/>
           </w:tcPr>
           <w:p>
@@ -178,7 +179,7 @@
         </w:tc>
         <w:tc>
           <w:tcPr>
-            <w:tcW w:type="dxa" w:w="2551"/>
+            <w:tcW w:type="dxa" w:w="4116"/>
             <w:shd w:val="clear" w:color="auto" w:fill="DCE6F1"/>
           </w:tcPr>
           <w:p>
@@ -194,7 +195,7 @@
         </w:tc>
         <w:tc>
           <w:tcPr>
-            <w:tcW w:type="dxa" w:w="2551"/>
+            <w:tcW w:type="dxa" w:w="4116"/>
             <w:shd w:val="clear" w:color="auto" w:fill="DCE6F1"/>
           </w:tcPr>
           <w:p>
@@ -212,7 +213,7 @@
       <w:tr>
         <w:tc>
           <w:tcPr>
-            <w:tcW w:type="dxa" w:w="2551"/>
+            <w:tcW w:type="dxa" w:w="703"/>
           </w:tcPr>
           <w:p>
             <w:r>
@@ -226,7 +227,7 @@
         </w:tc>
         <w:tc>
           <w:tcPr>
-            <w:tcW w:type="dxa" w:w="2551"/>
+            <w:tcW w:type="dxa" w:w="703"/>
           </w:tcPr>
           <w:p>
             <w:r>
@@ -240,7 +241,7 @@
         </w:tc>
         <w:tc>
           <w:tcPr>
-            <w:tcW w:type="dxa" w:w="2551"/>
+            <w:tcW w:type="dxa" w:w="4116"/>
           </w:tcPr>
           <w:p>
             <w:r>
@@ -254,7 +255,7 @@
         </w:tc>
         <w:tc>
           <w:tcPr>
-            <w:tcW w:type="dxa" w:w="2551"/>
+            <w:tcW w:type="dxa" w:w="4116"/>
           </w:tcPr>
           <w:p>
             <w:r>
@@ -270,7 +271,7 @@
       <w:tr>
         <w:tc>
           <w:tcPr>
-            <w:tcW w:type="dxa" w:w="2551"/>
+            <w:tcW w:type="dxa" w:w="703"/>
           </w:tcPr>
           <w:p>
             <w:r>
@@ -284,7 +285,7 @@
         </w:tc>
         <w:tc>
           <w:tcPr>
-            <w:tcW w:type="dxa" w:w="2551"/>
+            <w:tcW w:type="dxa" w:w="703"/>
           </w:tcPr>
           <w:p>
             <w:r>
@@ -298,7 +299,7 @@
         </w:tc>
         <w:tc>
           <w:tcPr>
-            <w:tcW w:type="dxa" w:w="2551"/>
+            <w:tcW w:type="dxa" w:w="4116"/>
           </w:tcPr>
           <w:p>
             <w:r>
@@ -312,7 +313,7 @@
         </w:tc>
         <w:tc>
           <w:tcPr>
-            <w:tcW w:type="dxa" w:w="2551"/>
+            <w:tcW w:type="dxa" w:w="4116"/>
           </w:tcPr>
           <w:p>
             <w:r>
@@ -328,7 +329,7 @@
       <w:tr>
         <w:tc>
           <w:tcPr>
-            <w:tcW w:type="dxa" w:w="2551"/>
+            <w:tcW w:type="dxa" w:w="703"/>
           </w:tcPr>
           <w:p>
             <w:r>
@@ -342,7 +343,7 @@
         </w:tc>
         <w:tc>
           <w:tcPr>
-            <w:tcW w:type="dxa" w:w="2551"/>
+            <w:tcW w:type="dxa" w:w="703"/>
           </w:tcPr>
           <w:p>
             <w:r>
@@ -356,7 +357,7 @@
         </w:tc>
         <w:tc>
           <w:tcPr>
-            <w:tcW w:type="dxa" w:w="2551"/>
+            <w:tcW w:type="dxa" w:w="4116"/>
           </w:tcPr>
           <w:p>
             <w:r>
@@ -370,7 +371,7 @@
         </w:tc>
         <w:tc>
           <w:tcPr>
-            <w:tcW w:type="dxa" w:w="2551"/>
+            <w:tcW w:type="dxa" w:w="4116"/>
           </w:tcPr>
           <w:p>
             <w:r>
@@ -386,7 +387,7 @@
       <w:tr>
         <w:tc>
           <w:tcPr>
-            <w:tcW w:type="dxa" w:w="2551"/>
+            <w:tcW w:type="dxa" w:w="703"/>
           </w:tcPr>
           <w:p>
             <w:r>
@@ -400,7 +401,7 @@
         </w:tc>
         <w:tc>
           <w:tcPr>
-            <w:tcW w:type="dxa" w:w="2551"/>
+            <w:tcW w:type="dxa" w:w="703"/>
           </w:tcPr>
           <w:p>
             <w:r>
@@ -414,7 +415,7 @@
         </w:tc>
         <w:tc>
           <w:tcPr>
-            <w:tcW w:type="dxa" w:w="2551"/>
+            <w:tcW w:type="dxa" w:w="4116"/>
           </w:tcPr>
           <w:p>
             <w:r>
@@ -428,7 +429,7 @@
         </w:tc>
         <w:tc>
           <w:tcPr>
-            <w:tcW w:type="dxa" w:w="2551"/>
+            <w:tcW w:type="dxa" w:w="4116"/>
           </w:tcPr>
           <w:p>
             <w:r>
@@ -444,7 +445,7 @@
       <w:tr>
         <w:tc>
           <w:tcPr>
-            <w:tcW w:type="dxa" w:w="2551"/>
+            <w:tcW w:type="dxa" w:w="703"/>
           </w:tcPr>
           <w:p>
             <w:r>
@@ -458,7 +459,7 @@
         </w:tc>
         <w:tc>
           <w:tcPr>
-            <w:tcW w:type="dxa" w:w="2551"/>
+            <w:tcW w:type="dxa" w:w="703"/>
           </w:tcPr>
           <w:p>
             <w:r>
@@ -472,7 +473,7 @@
         </w:tc>
         <w:tc>
           <w:tcPr>
-            <w:tcW w:type="dxa" w:w="2551"/>
+            <w:tcW w:type="dxa" w:w="4116"/>
           </w:tcPr>
           <w:p>
             <w:r>
@@ -486,7 +487,7 @@
         </w:tc>
         <w:tc>
           <w:tcPr>
-            <w:tcW w:type="dxa" w:w="2551"/>
+            <w:tcW w:type="dxa" w:w="4116"/>
           </w:tcPr>
           <w:p>
             <w:r>
@@ -502,7 +503,7 @@
       <w:tr>
         <w:tc>
           <w:tcPr>
-            <w:tcW w:type="dxa" w:w="2551"/>
+            <w:tcW w:type="dxa" w:w="703"/>
           </w:tcPr>
           <w:p>
             <w:r>
@@ -516,7 +517,7 @@
         </w:tc>
         <w:tc>
           <w:tcPr>
-            <w:tcW w:type="dxa" w:w="2551"/>
+            <w:tcW w:type="dxa" w:w="703"/>
           </w:tcPr>
           <w:p>
             <w:r>
@@ -530,7 +531,7 @@
         </w:tc>
         <w:tc>
           <w:tcPr>
-            <w:tcW w:type="dxa" w:w="2551"/>
+            <w:tcW w:type="dxa" w:w="4116"/>
           </w:tcPr>
           <w:p>
             <w:r>
@@ -544,7 +545,7 @@
         </w:tc>
         <w:tc>
           <w:tcPr>
-            <w:tcW w:type="dxa" w:w="2551"/>
+            <w:tcW w:type="dxa" w:w="4116"/>
           </w:tcPr>
           <w:p>
             <w:r>
@@ -560,7 +561,7 @@
       <w:tr>
         <w:tc>
           <w:tcPr>
-            <w:tcW w:type="dxa" w:w="2551"/>
+            <w:tcW w:type="dxa" w:w="703"/>
           </w:tcPr>
           <w:p>
             <w:r>
@@ -574,7 +575,7 @@
         </w:tc>
         <w:tc>
           <w:tcPr>
-            <w:tcW w:type="dxa" w:w="2551"/>
+            <w:tcW w:type="dxa" w:w="703"/>
           </w:tcPr>
           <w:p>
             <w:r>
@@ -588,7 +589,7 @@
         </w:tc>
         <w:tc>
           <w:tcPr>
-            <w:tcW w:type="dxa" w:w="2551"/>
+            <w:tcW w:type="dxa" w:w="4116"/>
           </w:tcPr>
           <w:p>
             <w:r>
@@ -602,7 +603,7 @@
         </w:tc>
         <w:tc>
           <w:tcPr>
-            <w:tcW w:type="dxa" w:w="2551"/>
+            <w:tcW w:type="dxa" w:w="4116"/>
           </w:tcPr>
           <w:p>
             <w:r>
